--- a/press/2026-10-02_it-partner/보도자료_지능형제어반_IT기업협업.docx
+++ b/press/2026-10-02_it-partner/보도자료_지능형제어반_IT기업협업.docx
@@ -225,14 +225,14 @@
           <w:b w:val="false"/>
           <w:sz w:val="20"/>
         </w:rPr>
-        <w:t xml:space="preserve">사진 </w:t>
+        <w:t xml:space="preserve">대표사진 </w:t>
       </w:r>
       <w:r>
         <w:rPr>
           <w:b w:val="false"/>
           <w:sz w:val="20"/>
         </w:rPr>
-        <w:t>4</w:t>
+        <w:t>1</w:t>
       </w:r>
       <w:r>
         <w:rPr>
@@ -253,119 +253,21 @@
           <w:b w:val="false"/>
           <w:sz w:val="20"/>
         </w:rPr>
-        <w:t>사진</w:t>
+        <w:t xml:space="preserve">글자 넣은 버전 </w:t>
       </w:r>
       <w:r>
         <w:rPr>
           <w:b w:val="false"/>
           <w:sz w:val="20"/>
         </w:rPr>
-        <w:t xml:space="preserve">1 OT–IT </w:t>
+        <w:t xml:space="preserve">/ </w:t>
       </w:r>
       <w:r>
         <w:rPr>
           <w:b w:val="false"/>
           <w:sz w:val="20"/>
         </w:rPr>
-        <w:t xml:space="preserve">연결 대표 이미지 </w:t>
-      </w:r>
-      <w:r>
-        <w:rPr>
-          <w:b w:val="false"/>
-          <w:sz w:val="20"/>
-        </w:rPr>
-        <w:t xml:space="preserve">/ </w:t>
-      </w:r>
-      <w:r>
-        <w:rPr>
-          <w:b w:val="false"/>
-          <w:sz w:val="20"/>
-        </w:rPr>
-        <w:t>사진</w:t>
-      </w:r>
-      <w:r>
-        <w:rPr>
-          <w:b w:val="false"/>
-          <w:sz w:val="20"/>
-        </w:rPr>
-        <w:t xml:space="preserve">2 </w:t>
-      </w:r>
-      <w:r>
-        <w:rPr>
-          <w:b w:val="false"/>
-          <w:sz w:val="20"/>
-        </w:rPr>
-        <w:t>현장–</w:t>
-      </w:r>
-      <w:r>
-        <w:rPr>
-          <w:b w:val="false"/>
-          <w:sz w:val="20"/>
-        </w:rPr>
-        <w:t xml:space="preserve">IT </w:t>
-      </w:r>
-      <w:r>
-        <w:rPr>
-          <w:b w:val="false"/>
-          <w:sz w:val="20"/>
-        </w:rPr>
-        <w:t xml:space="preserve">데이터 연결 </w:t>
-      </w:r>
-      <w:r>
-        <w:rPr>
-          <w:b w:val="false"/>
-          <w:sz w:val="20"/>
-        </w:rPr>
-        <w:t xml:space="preserve">/ </w:t>
-      </w:r>
-      <w:r>
-        <w:rPr>
-          <w:b w:val="false"/>
-          <w:sz w:val="20"/>
-        </w:rPr>
-        <w:t>사진</w:t>
-      </w:r>
-      <w:r>
-        <w:rPr>
-          <w:b w:val="false"/>
-          <w:sz w:val="20"/>
-        </w:rPr>
-        <w:t xml:space="preserve">3 OT–IT </w:t>
-      </w:r>
-      <w:r>
-        <w:rPr>
-          <w:b w:val="false"/>
-          <w:sz w:val="20"/>
-        </w:rPr>
-        <w:t xml:space="preserve">협업 구조도 </w:t>
-      </w:r>
-      <w:r>
-        <w:rPr>
-          <w:b w:val="false"/>
-          <w:sz w:val="20"/>
-        </w:rPr>
-        <w:t xml:space="preserve">/ </w:t>
-      </w:r>
-      <w:r>
-        <w:rPr>
-          <w:b w:val="false"/>
-          <w:sz w:val="20"/>
-        </w:rPr>
-        <w:t>사진</w:t>
-      </w:r>
-      <w:r>
-        <w:rPr>
-          <w:b w:val="false"/>
-          <w:sz w:val="20"/>
-        </w:rPr>
-        <w:t>4 IT</w:t>
-      </w:r>
-      <w:r>
-        <w:rPr>
-          <w:b w:val="false"/>
-          <w:sz w:val="20"/>
-        </w:rPr>
-        <w:t>기업 협업 모델</w:t>
+        <w:t>원본</w:t>
       </w:r>
       <w:r>
         <w:rPr>
@@ -626,6 +528,115 @@
           <w:sz w:val="23"/>
         </w:rPr>
         <w:t>역할… 세 가지 협업 모델 제시</w:t>
+      </w:r>
+    </w:p>
+    <w:p>
+      <w:pPr>
+        <w:pStyle w:val="Normal"/>
+        <w:rPr/>
+      </w:pPr>
+      <w:r>
+        <w:rPr/>
+        <w:drawing>
+          <wp:inline distT="0" distB="0" distL="0" distR="0">
+            <wp:extent cx="5939790" cy="3358515"/>
+            <wp:effectExtent l="0" t="0" r="0" b="0"/>
+            <wp:docPr id="1" name="Picture 1" descr=""/>
+            <wp:cNvGraphicFramePr>
+              <a:graphicFrameLocks xmlns:a="http://schemas.openxmlformats.org/drawingml/2006/main" noChangeAspect="1"/>
+            </wp:cNvGraphicFramePr>
+            <a:graphic xmlns:a="http://schemas.openxmlformats.org/drawingml/2006/main">
+              <a:graphicData uri="http://schemas.openxmlformats.org/drawingml/2006/picture">
+                <pic:pic xmlns:pic="http://schemas.openxmlformats.org/drawingml/2006/picture">
+                  <pic:nvPicPr>
+                    <pic:cNvPr id="1" name="Picture 1" descr=""/>
+                    <pic:cNvPicPr>
+                      <a:picLocks noChangeAspect="1" noChangeArrowheads="1"/>
+                    </pic:cNvPicPr>
+                  </pic:nvPicPr>
+                  <pic:blipFill>
+                    <a:blip r:embed="rId2"/>
+                    <a:stretch>
+                      <a:fillRect/>
+                    </a:stretch>
+                  </pic:blipFill>
+                  <pic:spPr bwMode="auto">
+                    <a:xfrm>
+                      <a:off x="0" y="0"/>
+                      <a:ext cx="5939790" cy="3358515"/>
+                    </a:xfrm>
+                    <a:prstGeom prst="rect">
+                      <a:avLst/>
+                    </a:prstGeom>
+                  </pic:spPr>
+                </pic:pic>
+              </a:graphicData>
+            </a:graphic>
+          </wp:inline>
+        </w:drawing>
+      </w:r>
+    </w:p>
+    <w:p>
+      <w:pPr>
+        <w:pStyle w:val="Normal"/>
+        <w:spacing w:lineRule="auto" w:line="360" w:before="0" w:after="200"/>
+        <w:rPr/>
+      </w:pPr>
+      <w:r>
+        <w:rPr>
+          <w:b w:val="false"/>
+          <w:color w:val="5A6577"/>
+          <w:sz w:val="18"/>
+        </w:rPr>
+        <w:t xml:space="preserve">▲ </w:t>
+      </w:r>
+      <w:r>
+        <w:rPr>
+          <w:b w:val="false"/>
+          <w:color w:val="5A6577"/>
+          <w:sz w:val="18"/>
+        </w:rPr>
+        <w:t xml:space="preserve">㈜동인엔시스 지능형 제어반이 공장 현장과 </w:t>
+      </w:r>
+      <w:r>
+        <w:rPr>
+          <w:b w:val="false"/>
+          <w:color w:val="5A6577"/>
+          <w:sz w:val="18"/>
+        </w:rPr>
+        <w:t xml:space="preserve">IT </w:t>
+      </w:r>
+      <w:r>
+        <w:rPr>
+          <w:b w:val="false"/>
+          <w:color w:val="5A6577"/>
+          <w:sz w:val="18"/>
+        </w:rPr>
+        <w:t xml:space="preserve">플랫폼을 연결하는 모습 </w:t>
+      </w:r>
+      <w:r>
+        <w:rPr>
+          <w:b w:val="false"/>
+          <w:color w:val="5A6577"/>
+          <w:sz w:val="18"/>
+        </w:rPr>
+        <w:t>(</w:t>
+      </w:r>
+      <w:r>
+        <w:rPr>
+          <w:b w:val="false"/>
+          <w:color w:val="5A6577"/>
+          <w:sz w:val="18"/>
+        </w:rPr>
+        <w:t>연출 이미지</w:t>
+      </w:r>
+      <w:r>
+        <w:rPr>
+          <w:b w:val="false"/>
+          <w:color w:val="5A6577"/>
+          <w:sz w:val="18"/>
+        </w:rPr>
+        <w:t>)</w:t>
       </w:r>
     </w:p>
     <w:p>
@@ -3458,72 +3469,86 @@
       </w:r>
       <w:r>
         <w:rPr>
-          <w:b/>
+          <w:b w:val="false"/>
           <w:sz w:val="20"/>
         </w:rPr>
-        <w:t>1</w:t>
+        <w:t xml:space="preserve"> ㈜동인엔시스 지능형 제어반이 공장 현장 설비와 </w:t>
       </w:r>
       <w:r>
         <w:rPr>
           <w:b w:val="false"/>
           <w:sz w:val="20"/>
         </w:rPr>
-        <w:t xml:space="preserve"> </w:t>
+        <w:t>IT</w:t>
       </w:r>
       <w:r>
         <w:rPr>
           <w:b w:val="false"/>
           <w:sz w:val="20"/>
         </w:rPr>
-        <w:t xml:space="preserve">㈜동인엔시스 지능형 제어반이 공장 현장 설비와 </w:t>
+        <w:t>기업의 플랫폼을 연결하는 모습</w:t>
       </w:r>
       <w:r>
         <w:rPr>
           <w:b w:val="false"/>
           <w:sz w:val="20"/>
         </w:rPr>
-        <w:t>IT</w:t>
+        <w:t xml:space="preserve">. </w:t>
       </w:r>
       <w:r>
         <w:rPr>
           <w:b w:val="false"/>
           <w:sz w:val="20"/>
         </w:rPr>
-        <w:t>기업의 플랫폼을 연결하는 모습</w:t>
+        <w:t>현장 엔지니어가 운영하는 제어반이 설비를 제어하면서 운전 데이터를 수집하고</w:t>
       </w:r>
       <w:r>
         <w:rPr>
           <w:b w:val="false"/>
           <w:sz w:val="20"/>
         </w:rPr>
-        <w:t xml:space="preserve">. </w:t>
+        <w:t>, IT</w:t>
       </w:r>
       <w:r>
         <w:rPr>
           <w:b w:val="false"/>
           <w:sz w:val="20"/>
         </w:rPr>
-        <w:t xml:space="preserve">제어반이 설비를 제어하면서 운전 데이터를 수집해 </w:t>
+        <w:t>기업 엔지니어는 이 데이터를 대시보드</w:t>
       </w:r>
       <w:r>
         <w:rPr>
           <w:b w:val="false"/>
           <w:sz w:val="20"/>
         </w:rPr>
-        <w:t xml:space="preserve">IT </w:t>
+        <w:t>·</w:t>
       </w:r>
       <w:r>
         <w:rPr>
           <w:b w:val="false"/>
           <w:sz w:val="20"/>
         </w:rPr>
-        <w:t>시스템으로 전달한다</w:t>
+        <w:t>디지털트윈</w:t>
       </w:r>
       <w:r>
         <w:rPr>
           <w:b w:val="false"/>
           <w:sz w:val="20"/>
         </w:rPr>
+        <w:t xml:space="preserve">·AI </w:t>
+      </w:r>
+      <w:r>
+        <w:rPr>
+          <w:b w:val="false"/>
+          <w:sz w:val="20"/>
+        </w:rPr>
+        <w:t>분석에 활용한다</w:t>
+      </w:r>
+      <w:r>
+        <w:rPr>
+          <w:b w:val="false"/>
+          <w:sz w:val="20"/>
+        </w:rPr>
         <w:t>. (</w:t>
       </w:r>
       <w:r>
@@ -3531,455 +3556,14 @@
           <w:b w:val="false"/>
           <w:sz w:val="20"/>
         </w:rPr>
-        <w:t>홍보영상 장면</w:t>
+        <w:t>이해를 돕기 위한 연출 이미지</w:t>
       </w:r>
       <w:r>
         <w:rPr>
           <w:b w:val="false"/>
           <w:sz w:val="20"/>
         </w:rPr>
-        <w:t xml:space="preserve">, </w:t>
-      </w:r>
-      <w:r>
-        <w:rPr>
-          <w:b w:val="false"/>
-          <w:sz w:val="20"/>
-        </w:rPr>
-        <w:t>연출 이미지</w:t>
-      </w:r>
-      <w:r>
-        <w:rPr>
-          <w:b w:val="false"/>
-          <w:sz w:val="20"/>
-        </w:rPr>
         <w:t>)</w:t>
-      </w:r>
-    </w:p>
-    <w:p>
-      <w:pPr>
-        <w:pStyle w:val="Normal"/>
-        <w:spacing w:lineRule="auto" w:line="360" w:before="0" w:after="40"/>
-        <w:rPr/>
-      </w:pPr>
-      <w:r>
-        <w:rPr>
-          <w:b w:val="false"/>
-          <w:sz w:val="20"/>
-        </w:rPr>
-        <w:t xml:space="preserve">· </w:t>
-      </w:r>
-      <w:r>
-        <w:rPr>
-          <w:b/>
-          <w:sz w:val="20"/>
-        </w:rPr>
-        <w:t>사진</w:t>
-      </w:r>
-      <w:r>
-        <w:rPr>
-          <w:b/>
-          <w:sz w:val="20"/>
-        </w:rPr>
-        <w:t>2</w:t>
-      </w:r>
-      <w:r>
-        <w:rPr>
-          <w:b w:val="false"/>
-          <w:sz w:val="20"/>
-        </w:rPr>
-        <w:t xml:space="preserve"> </w:t>
-      </w:r>
-      <w:r>
-        <w:rPr>
-          <w:b w:val="false"/>
-          <w:sz w:val="20"/>
-        </w:rPr>
-        <w:t>현장 엔지니어는 지능형 제어반으로 설비를 운영하고</w:t>
-      </w:r>
-      <w:r>
-        <w:rPr>
-          <w:b w:val="false"/>
-          <w:sz w:val="20"/>
-        </w:rPr>
-        <w:t>, IT</w:t>
-      </w:r>
-      <w:r>
-        <w:rPr>
-          <w:b w:val="false"/>
-          <w:sz w:val="20"/>
-        </w:rPr>
-        <w:t xml:space="preserve">기업 개발자는 전달된 설비 데이터를 대시보드와 </w:t>
-      </w:r>
-      <w:r>
-        <w:rPr>
-          <w:b w:val="false"/>
-          <w:sz w:val="20"/>
-        </w:rPr>
-        <w:t xml:space="preserve">AI </w:t>
-      </w:r>
-      <w:r>
-        <w:rPr>
-          <w:b w:val="false"/>
-          <w:sz w:val="20"/>
-        </w:rPr>
-        <w:t>분석에 활용한다</w:t>
-      </w:r>
-      <w:r>
-        <w:rPr>
-          <w:b w:val="false"/>
-          <w:sz w:val="20"/>
-        </w:rPr>
-        <w:t>. "</w:t>
-      </w:r>
-      <w:r>
-        <w:rPr>
-          <w:b w:val="false"/>
-          <w:sz w:val="20"/>
-        </w:rPr>
-        <w:t>현장은 동인엔시스가</w:t>
-      </w:r>
-      <w:r>
-        <w:rPr>
-          <w:b w:val="false"/>
-          <w:sz w:val="20"/>
-        </w:rPr>
-        <w:t xml:space="preserve">, </w:t>
-      </w:r>
-      <w:r>
-        <w:rPr>
-          <w:b w:val="false"/>
-          <w:sz w:val="20"/>
-        </w:rPr>
-        <w:t xml:space="preserve">플랫폼은 </w:t>
-      </w:r>
-      <w:r>
-        <w:rPr>
-          <w:b w:val="false"/>
-          <w:sz w:val="20"/>
-        </w:rPr>
-        <w:t>IT</w:t>
-      </w:r>
-      <w:r>
-        <w:rPr>
-          <w:b w:val="false"/>
-          <w:sz w:val="20"/>
-        </w:rPr>
-        <w:t>기업이</w:t>
-      </w:r>
-      <w:r>
-        <w:rPr>
-          <w:b w:val="false"/>
-          <w:sz w:val="20"/>
-        </w:rPr>
-        <w:t xml:space="preserve">" </w:t>
-      </w:r>
-      <w:r>
-        <w:rPr>
-          <w:b w:val="false"/>
-          <w:sz w:val="20"/>
-        </w:rPr>
-        <w:t>맡는 협업 구조를 보여준다</w:t>
-      </w:r>
-      <w:r>
-        <w:rPr>
-          <w:b w:val="false"/>
-          <w:sz w:val="20"/>
-        </w:rPr>
-        <w:t>. (</w:t>
-      </w:r>
-      <w:r>
-        <w:rPr>
-          <w:b w:val="false"/>
-          <w:sz w:val="20"/>
-        </w:rPr>
-        <w:t>홍보영상 장면</w:t>
-      </w:r>
-      <w:r>
-        <w:rPr>
-          <w:b w:val="false"/>
-          <w:sz w:val="20"/>
-        </w:rPr>
-        <w:t xml:space="preserve">, </w:t>
-      </w:r>
-      <w:r>
-        <w:rPr>
-          <w:b w:val="false"/>
-          <w:sz w:val="20"/>
-        </w:rPr>
-        <w:t>연출 이미지</w:t>
-      </w:r>
-      <w:r>
-        <w:rPr>
-          <w:b w:val="false"/>
-          <w:sz w:val="20"/>
-        </w:rPr>
-        <w:t>)</w:t>
-      </w:r>
-    </w:p>
-    <w:p>
-      <w:pPr>
-        <w:pStyle w:val="Normal"/>
-        <w:spacing w:lineRule="auto" w:line="360" w:before="0" w:after="40"/>
-        <w:rPr/>
-      </w:pPr>
-      <w:r>
-        <w:rPr>
-          <w:b w:val="false"/>
-          <w:sz w:val="20"/>
-        </w:rPr>
-        <w:t xml:space="preserve">· </w:t>
-      </w:r>
-      <w:r>
-        <w:rPr>
-          <w:b/>
-          <w:sz w:val="20"/>
-        </w:rPr>
-        <w:t>사진</w:t>
-      </w:r>
-      <w:r>
-        <w:rPr>
-          <w:b/>
-          <w:sz w:val="20"/>
-        </w:rPr>
-        <w:t>3</w:t>
-      </w:r>
-      <w:r>
-        <w:rPr>
-          <w:b w:val="false"/>
-          <w:sz w:val="20"/>
-        </w:rPr>
-        <w:t xml:space="preserve"> </w:t>
-      </w:r>
-      <w:r>
-        <w:rPr>
-          <w:b w:val="false"/>
-          <w:sz w:val="20"/>
-        </w:rPr>
-        <w:t xml:space="preserve">동인엔시스 지능형 제어반 기반 스마트팩토리 </w:t>
-      </w:r>
-      <w:r>
-        <w:rPr>
-          <w:b w:val="false"/>
-          <w:sz w:val="20"/>
-        </w:rPr>
-        <w:t xml:space="preserve">OT–IT </w:t>
-      </w:r>
-      <w:r>
-        <w:rPr>
-          <w:b w:val="false"/>
-          <w:sz w:val="20"/>
-        </w:rPr>
-        <w:t>협업 구조</w:t>
-      </w:r>
-      <w:r>
-        <w:rPr>
-          <w:b w:val="false"/>
-          <w:sz w:val="20"/>
-        </w:rPr>
-        <w:t xml:space="preserve">. </w:t>
-      </w:r>
-      <w:r>
-        <w:rPr>
-          <w:b w:val="false"/>
-          <w:sz w:val="20"/>
-        </w:rPr>
-        <w:t>현장 설비와 제어반</w:t>
-      </w:r>
-      <w:r>
-        <w:rPr>
-          <w:b w:val="false"/>
-          <w:sz w:val="20"/>
-        </w:rPr>
-        <w:t>·</w:t>
-      </w:r>
-      <w:r>
-        <w:rPr>
-          <w:b w:val="false"/>
-          <w:sz w:val="20"/>
-        </w:rPr>
-        <w:t>데이터허브</w:t>
-      </w:r>
-      <w:r>
-        <w:rPr>
-          <w:b w:val="false"/>
-          <w:sz w:val="20"/>
-        </w:rPr>
-        <w:t>(OT)</w:t>
-      </w:r>
-      <w:r>
-        <w:rPr>
-          <w:b w:val="false"/>
-          <w:sz w:val="20"/>
-        </w:rPr>
-        <w:t>는 동인엔시스가</w:t>
-      </w:r>
-      <w:r>
-        <w:rPr>
-          <w:b w:val="false"/>
-          <w:sz w:val="20"/>
-        </w:rPr>
-        <w:t>, MES·AI·</w:t>
-      </w:r>
-      <w:r>
-        <w:rPr>
-          <w:b w:val="false"/>
-          <w:sz w:val="20"/>
-        </w:rPr>
-        <w:t>디지털트윈 플랫폼</w:t>
-      </w:r>
-      <w:r>
-        <w:rPr>
-          <w:b w:val="false"/>
-          <w:sz w:val="20"/>
-        </w:rPr>
-        <w:t>(IT)</w:t>
-      </w:r>
-      <w:r>
-        <w:rPr>
-          <w:b w:val="false"/>
-          <w:sz w:val="20"/>
-        </w:rPr>
-        <w:t>은 파트너 기업이 담당한다</w:t>
-      </w:r>
-      <w:r>
-        <w:rPr>
-          <w:b w:val="false"/>
-          <w:sz w:val="20"/>
-        </w:rPr>
-        <w:t>.</w:t>
-      </w:r>
-    </w:p>
-    <w:p>
-      <w:pPr>
-        <w:pStyle w:val="Normal"/>
-        <w:spacing w:lineRule="auto" w:line="360" w:before="0" w:after="40"/>
-        <w:rPr/>
-      </w:pPr>
-      <w:r>
-        <w:rPr>
-          <w:b w:val="false"/>
-          <w:sz w:val="20"/>
-        </w:rPr>
-        <w:t xml:space="preserve">· </w:t>
-      </w:r>
-      <w:r>
-        <w:rPr>
-          <w:b/>
-          <w:sz w:val="20"/>
-        </w:rPr>
-        <w:t>사진</w:t>
-      </w:r>
-      <w:r>
-        <w:rPr>
-          <w:b/>
-          <w:sz w:val="20"/>
-        </w:rPr>
-        <w:t>4</w:t>
-      </w:r>
-      <w:r>
-        <w:rPr>
-          <w:b w:val="false"/>
-          <w:sz w:val="20"/>
-        </w:rPr>
-        <w:t xml:space="preserve"> </w:t>
-      </w:r>
-      <w:r>
-        <w:rPr>
-          <w:b w:val="false"/>
-          <w:sz w:val="20"/>
-        </w:rPr>
-        <w:t xml:space="preserve">동인엔시스가 </w:t>
-      </w:r>
-      <w:r>
-        <w:rPr>
-          <w:b w:val="false"/>
-          <w:sz w:val="20"/>
-        </w:rPr>
-        <w:t>IT</w:t>
-      </w:r>
-      <w:r>
-        <w:rPr>
-          <w:b w:val="false"/>
-          <w:sz w:val="20"/>
-        </w:rPr>
-        <w:t>기업</w:t>
-      </w:r>
-      <w:r>
-        <w:rPr>
-          <w:b w:val="false"/>
-          <w:sz w:val="20"/>
-        </w:rPr>
-        <w:t>·</w:t>
-      </w:r>
-      <w:r>
-        <w:rPr>
-          <w:b w:val="false"/>
-          <w:sz w:val="20"/>
-        </w:rPr>
-        <w:t>스마트공장 공급기업에 제시한 세 가지 협업 모델</w:t>
-      </w:r>
-      <w:r>
-        <w:rPr>
-          <w:b w:val="false"/>
-          <w:sz w:val="20"/>
-        </w:rPr>
-        <w:t xml:space="preserve">(OT </w:t>
-      </w:r>
-      <w:r>
-        <w:rPr>
-          <w:b w:val="false"/>
-          <w:sz w:val="20"/>
-        </w:rPr>
-        <w:t>구간 전담</w:t>
-      </w:r>
-      <w:r>
-        <w:rPr>
-          <w:b w:val="false"/>
-          <w:sz w:val="20"/>
-        </w:rPr>
-        <w:t xml:space="preserve">, </w:t>
-      </w:r>
-      <w:r>
-        <w:rPr>
-          <w:b w:val="false"/>
-          <w:sz w:val="20"/>
-        </w:rPr>
-        <w:t>데이터 연동</w:t>
-      </w:r>
-      <w:r>
-        <w:rPr>
-          <w:b w:val="false"/>
-          <w:sz w:val="20"/>
-        </w:rPr>
-        <w:t xml:space="preserve">, </w:t>
-      </w:r>
-      <w:r>
-        <w:rPr>
-          <w:b w:val="false"/>
-          <w:sz w:val="20"/>
-        </w:rPr>
-        <w:t>공동 제안</w:t>
-      </w:r>
-      <w:r>
-        <w:rPr>
-          <w:b w:val="false"/>
-          <w:sz w:val="20"/>
-        </w:rPr>
-        <w:t>·</w:t>
-      </w:r>
-      <w:r>
-        <w:rPr>
-          <w:b w:val="false"/>
-          <w:sz w:val="20"/>
-        </w:rPr>
-        <w:t>영업</w:t>
-      </w:r>
-      <w:r>
-        <w:rPr>
-          <w:b w:val="false"/>
-          <w:sz w:val="20"/>
-        </w:rPr>
-        <w:t>).</w:t>
       </w:r>
     </w:p>
     <w:p>
@@ -4015,301 +3599,6 @@
           <w:sz w:val="21"/>
         </w:rPr>
         <w:t>㈜동인엔시스</w:t>
-      </w:r>
-    </w:p>
-    <w:p>
-      <w:pPr>
-        <w:pStyle w:val="Normal"/>
-        <w:rPr/>
-      </w:pPr>
-      <w:r>
-        <w:rPr/>
-      </w:r>
-      <w:r>
-        <w:br w:type="page"/>
-      </w:r>
-    </w:p>
-    <w:p>
-      <w:pPr>
-        <w:pStyle w:val="Normal"/>
-        <w:spacing w:lineRule="auto" w:line="360" w:before="0" w:after="120"/>
-        <w:rPr/>
-      </w:pPr>
-      <w:r>
-        <w:rPr>
-          <w:b/>
-          <w:color w:val="0F3F7E"/>
-          <w:sz w:val="24"/>
-        </w:rPr>
-        <w:t>첨부 사진</w:t>
-      </w:r>
-    </w:p>
-    <w:p>
-      <w:pPr>
-        <w:pStyle w:val="Normal"/>
-        <w:rPr/>
-      </w:pPr>
-      <w:r>
-        <w:rPr/>
-        <w:drawing>
-          <wp:inline distT="0" distB="0" distL="0" distR="0">
-            <wp:extent cx="5939790" cy="3341370"/>
-            <wp:effectExtent l="0" t="0" r="0" b="0"/>
-            <wp:docPr id="1" name="Picture 1" descr=""/>
-            <wp:cNvGraphicFramePr>
-              <a:graphicFrameLocks xmlns:a="http://schemas.openxmlformats.org/drawingml/2006/main" noChangeAspect="1"/>
-            </wp:cNvGraphicFramePr>
-            <a:graphic xmlns:a="http://schemas.openxmlformats.org/drawingml/2006/main">
-              <a:graphicData uri="http://schemas.openxmlformats.org/drawingml/2006/picture">
-                <pic:pic xmlns:pic="http://schemas.openxmlformats.org/drawingml/2006/picture">
-                  <pic:nvPicPr>
-                    <pic:cNvPr id="1" name="Picture 1" descr=""/>
-                    <pic:cNvPicPr>
-                      <a:picLocks noChangeAspect="1" noChangeArrowheads="1"/>
-                    </pic:cNvPicPr>
-                  </pic:nvPicPr>
-                  <pic:blipFill>
-                    <a:blip r:embed="rId2"/>
-                    <a:stretch>
-                      <a:fillRect/>
-                    </a:stretch>
-                  </pic:blipFill>
-                  <pic:spPr bwMode="auto">
-                    <a:xfrm>
-                      <a:off x="0" y="0"/>
-                      <a:ext cx="5939790" cy="3341370"/>
-                    </a:xfrm>
-                    <a:prstGeom prst="rect">
-                      <a:avLst/>
-                    </a:prstGeom>
-                  </pic:spPr>
-                </pic:pic>
-              </a:graphicData>
-            </a:graphic>
-          </wp:inline>
-        </w:drawing>
-      </w:r>
-    </w:p>
-    <w:p>
-      <w:pPr>
-        <w:pStyle w:val="Normal"/>
-        <w:spacing w:lineRule="auto" w:line="360" w:before="0" w:after="200"/>
-        <w:rPr/>
-      </w:pPr>
-      <w:r>
-        <w:rPr>
-          <w:b w:val="false"/>
-          <w:sz w:val="18"/>
-        </w:rPr>
-        <w:t>사진</w:t>
-      </w:r>
-      <w:r>
-        <w:rPr>
-          <w:b w:val="false"/>
-          <w:sz w:val="18"/>
-        </w:rPr>
-        <w:t>1</w:t>
-      </w:r>
-    </w:p>
-    <w:p>
-      <w:pPr>
-        <w:pStyle w:val="Normal"/>
-        <w:rPr/>
-      </w:pPr>
-      <w:r>
-        <w:rPr/>
-        <w:drawing>
-          <wp:inline distT="0" distB="0" distL="0" distR="0">
-            <wp:extent cx="5939790" cy="2450465"/>
-            <wp:effectExtent l="0" t="0" r="0" b="0"/>
-            <wp:docPr id="2" name="Picture 2" descr=""/>
-            <wp:cNvGraphicFramePr>
-              <a:graphicFrameLocks xmlns:a="http://schemas.openxmlformats.org/drawingml/2006/main" noChangeAspect="1"/>
-            </wp:cNvGraphicFramePr>
-            <a:graphic xmlns:a="http://schemas.openxmlformats.org/drawingml/2006/main">
-              <a:graphicData uri="http://schemas.openxmlformats.org/drawingml/2006/picture">
-                <pic:pic xmlns:pic="http://schemas.openxmlformats.org/drawingml/2006/picture">
-                  <pic:nvPicPr>
-                    <pic:cNvPr id="2" name="Picture 2" descr=""/>
-                    <pic:cNvPicPr>
-                      <a:picLocks noChangeAspect="1" noChangeArrowheads="1"/>
-                    </pic:cNvPicPr>
-                  </pic:nvPicPr>
-                  <pic:blipFill>
-                    <a:blip r:embed="rId3"/>
-                    <a:stretch>
-                      <a:fillRect/>
-                    </a:stretch>
-                  </pic:blipFill>
-                  <pic:spPr bwMode="auto">
-                    <a:xfrm>
-                      <a:off x="0" y="0"/>
-                      <a:ext cx="5939790" cy="2450465"/>
-                    </a:xfrm>
-                    <a:prstGeom prst="rect">
-                      <a:avLst/>
-                    </a:prstGeom>
-                  </pic:spPr>
-                </pic:pic>
-              </a:graphicData>
-            </a:graphic>
-          </wp:inline>
-        </w:drawing>
-      </w:r>
-    </w:p>
-    <w:p>
-      <w:pPr>
-        <w:pStyle w:val="Normal"/>
-        <w:spacing w:lineRule="auto" w:line="360" w:before="0" w:after="200"/>
-        <w:rPr/>
-      </w:pPr>
-      <w:r>
-        <w:rPr>
-          <w:b w:val="false"/>
-          <w:sz w:val="18"/>
-        </w:rPr>
-        <w:t>사진</w:t>
-      </w:r>
-      <w:r>
-        <w:rPr>
-          <w:b w:val="false"/>
-          <w:sz w:val="18"/>
-        </w:rPr>
-        <w:t>2</w:t>
-      </w:r>
-    </w:p>
-    <w:p>
-      <w:pPr>
-        <w:pStyle w:val="Normal"/>
-        <w:rPr/>
-      </w:pPr>
-      <w:r>
-        <w:rPr/>
-        <w:drawing>
-          <wp:inline distT="0" distB="0" distL="0" distR="0">
-            <wp:extent cx="5939790" cy="3343275"/>
-            <wp:effectExtent l="0" t="0" r="0" b="0"/>
-            <wp:docPr id="3" name="Picture 3" descr=""/>
-            <wp:cNvGraphicFramePr>
-              <a:graphicFrameLocks xmlns:a="http://schemas.openxmlformats.org/drawingml/2006/main" noChangeAspect="1"/>
-            </wp:cNvGraphicFramePr>
-            <a:graphic xmlns:a="http://schemas.openxmlformats.org/drawingml/2006/main">
-              <a:graphicData uri="http://schemas.openxmlformats.org/drawingml/2006/picture">
-                <pic:pic xmlns:pic="http://schemas.openxmlformats.org/drawingml/2006/picture">
-                  <pic:nvPicPr>
-                    <pic:cNvPr id="3" name="Picture 3" descr=""/>
-                    <pic:cNvPicPr>
-                      <a:picLocks noChangeAspect="1" noChangeArrowheads="1"/>
-                    </pic:cNvPicPr>
-                  </pic:nvPicPr>
-                  <pic:blipFill>
-                    <a:blip r:embed="rId4"/>
-                    <a:stretch>
-                      <a:fillRect/>
-                    </a:stretch>
-                  </pic:blipFill>
-                  <pic:spPr bwMode="auto">
-                    <a:xfrm>
-                      <a:off x="0" y="0"/>
-                      <a:ext cx="5939790" cy="3343275"/>
-                    </a:xfrm>
-                    <a:prstGeom prst="rect">
-                      <a:avLst/>
-                    </a:prstGeom>
-                  </pic:spPr>
-                </pic:pic>
-              </a:graphicData>
-            </a:graphic>
-          </wp:inline>
-        </w:drawing>
-      </w:r>
-    </w:p>
-    <w:p>
-      <w:pPr>
-        <w:pStyle w:val="Normal"/>
-        <w:spacing w:lineRule="auto" w:line="360" w:before="0" w:after="200"/>
-        <w:rPr/>
-      </w:pPr>
-      <w:r>
-        <w:rPr>
-          <w:b w:val="false"/>
-          <w:sz w:val="18"/>
-        </w:rPr>
-        <w:t>사진</w:t>
-      </w:r>
-      <w:r>
-        <w:rPr>
-          <w:b w:val="false"/>
-          <w:sz w:val="18"/>
-        </w:rPr>
-        <w:t>3</w:t>
-      </w:r>
-    </w:p>
-    <w:p>
-      <w:pPr>
-        <w:pStyle w:val="Normal"/>
-        <w:rPr/>
-      </w:pPr>
-      <w:r>
-        <w:rPr/>
-        <w:drawing>
-          <wp:inline distT="0" distB="0" distL="0" distR="0">
-            <wp:extent cx="5939790" cy="3343275"/>
-            <wp:effectExtent l="0" t="0" r="0" b="0"/>
-            <wp:docPr id="4" name="Picture 4" descr=""/>
-            <wp:cNvGraphicFramePr>
-              <a:graphicFrameLocks xmlns:a="http://schemas.openxmlformats.org/drawingml/2006/main" noChangeAspect="1"/>
-            </wp:cNvGraphicFramePr>
-            <a:graphic xmlns:a="http://schemas.openxmlformats.org/drawingml/2006/main">
-              <a:graphicData uri="http://schemas.openxmlformats.org/drawingml/2006/picture">
-                <pic:pic xmlns:pic="http://schemas.openxmlformats.org/drawingml/2006/picture">
-                  <pic:nvPicPr>
-                    <pic:cNvPr id="4" name="Picture 4" descr=""/>
-                    <pic:cNvPicPr>
-                      <a:picLocks noChangeAspect="1" noChangeArrowheads="1"/>
-                    </pic:cNvPicPr>
-                  </pic:nvPicPr>
-                  <pic:blipFill>
-                    <a:blip r:embed="rId5"/>
-                    <a:stretch>
-                      <a:fillRect/>
-                    </a:stretch>
-                  </pic:blipFill>
-                  <pic:spPr bwMode="auto">
-                    <a:xfrm>
-                      <a:off x="0" y="0"/>
-                      <a:ext cx="5939790" cy="3343275"/>
-                    </a:xfrm>
-                    <a:prstGeom prst="rect">
-                      <a:avLst/>
-                    </a:prstGeom>
-                  </pic:spPr>
-                </pic:pic>
-              </a:graphicData>
-            </a:graphic>
-          </wp:inline>
-        </w:drawing>
-      </w:r>
-    </w:p>
-    <w:p>
-      <w:pPr>
-        <w:pStyle w:val="Normal"/>
-        <w:spacing w:lineRule="auto" w:line="360" w:before="0" w:after="200"/>
-        <w:rPr/>
-      </w:pPr>
-      <w:r>
-        <w:rPr>
-          <w:b w:val="false"/>
-          <w:sz w:val="18"/>
-        </w:rPr>
-        <w:t>사진</w:t>
-      </w:r>
-      <w:r>
-        <w:rPr>
-          <w:b w:val="false"/>
-          <w:sz w:val="18"/>
-        </w:rPr>
-        <w:t>4</w:t>
       </w:r>
     </w:p>
     <w:sectPr>

--- a/press/2026-10-02_it-partner/보도자료_지능형제어반_IT기업협업.docx
+++ b/press/2026-10-02_it-partner/보도자료_지능형제어반_IT기업협업.docx
@@ -539,7 +539,7 @@
         <w:rPr/>
         <w:drawing>
           <wp:inline distT="0" distB="0" distL="0" distR="0">
-            <wp:extent cx="5939790" cy="3358515"/>
+            <wp:extent cx="5939790" cy="3357880"/>
             <wp:effectExtent l="0" t="0" r="0" b="0"/>
             <wp:docPr id="1" name="Picture 1" descr=""/>
             <wp:cNvGraphicFramePr>
@@ -563,7 +563,7 @@
                   <pic:spPr bwMode="auto">
                     <a:xfrm>
                       <a:off x="0" y="0"/>
-                      <a:ext cx="5939790" cy="3358515"/>
+                      <a:ext cx="5939790" cy="3357880"/>
                     </a:xfrm>
                     <a:prstGeom prst="rect">
                       <a:avLst/>
@@ -596,7 +596,7 @@
           <w:color w:val="5A6577"/>
           <w:sz w:val="18"/>
         </w:rPr>
-        <w:t xml:space="preserve">㈜동인엔시스 지능형 제어반이 공장 현장과 </w:t>
+        <w:t xml:space="preserve">㈜동인엔시스 지능형 제어반이 스마트팩토리 현장과 </w:t>
       </w:r>
       <w:r>
         <w:rPr>
@@ -852,6 +852,7 @@
     <w:p>
       <w:pPr>
         <w:pStyle w:val="Normal"/>
+        <w:keepNext w:val="true"/>
         <w:spacing w:lineRule="auto" w:line="360" w:before="0" w:after="80"/>
         <w:rPr/>
       </w:pPr>
@@ -1052,6 +1053,7 @@
     <w:p>
       <w:pPr>
         <w:pStyle w:val="Normal"/>
+        <w:keepNext w:val="true"/>
         <w:spacing w:lineRule="auto" w:line="360" w:before="0" w:after="80"/>
         <w:rPr/>
       </w:pPr>
@@ -1628,6 +1630,7 @@
     <w:p>
       <w:pPr>
         <w:pStyle w:val="Normal"/>
+        <w:keepNext w:val="true"/>
         <w:spacing w:lineRule="auto" w:line="360" w:before="0" w:after="80"/>
         <w:rPr/>
       </w:pPr>
@@ -2162,6 +2165,7 @@
     <w:p>
       <w:pPr>
         <w:pStyle w:val="Normal"/>
+        <w:keepNext w:val="true"/>
         <w:spacing w:lineRule="auto" w:line="360" w:before="0" w:after="80"/>
         <w:rPr/>
       </w:pPr>
@@ -2766,6 +2770,7 @@
     <w:p>
       <w:pPr>
         <w:pStyle w:val="Normal"/>
+        <w:keepNext w:val="true"/>
         <w:spacing w:lineRule="auto" w:line="360" w:before="0" w:after="80"/>
         <w:rPr/>
       </w:pPr>
@@ -3435,6 +3440,7 @@
     <w:p>
       <w:pPr>
         <w:pStyle w:val="Normal"/>
+        <w:keepNext w:val="true"/>
         <w:spacing w:lineRule="auto" w:line="360" w:before="0" w:after="80"/>
         <w:rPr/>
       </w:pPr>
@@ -3472,7 +3478,21 @@
           <w:b w:val="false"/>
           <w:sz w:val="20"/>
         </w:rPr>
-        <w:t xml:space="preserve"> ㈜동인엔시스 지능형 제어반이 공장 현장 설비와 </w:t>
+        <w:t xml:space="preserve"> ㈜동인엔시스 지능형 제어반이 로봇</w:t>
+      </w:r>
+      <w:r>
+        <w:rPr>
+          <w:b w:val="false"/>
+          <w:sz w:val="20"/>
+        </w:rPr>
+        <w:t>·</w:t>
+      </w:r>
+      <w:r>
+        <w:rPr>
+          <w:b w:val="false"/>
+          <w:sz w:val="20"/>
+        </w:rPr>
+        <w:t xml:space="preserve">자동화 설비가 가동되는 스마트팩토리 현장과 </w:t>
       </w:r>
       <w:r>
         <w:rPr>

--- a/press/2026-10-02_it-partner/보도자료_지능형제어반_IT기업협업.docx
+++ b/press/2026-10-02_it-partner/보도자료_지능형제어반_IT기업협업.docx
@@ -713,7 +713,7 @@
           <w:b w:val="false"/>
           <w:sz w:val="21"/>
         </w:rPr>
-        <w:t>년 업력의 산업용 제어반 전문기업 ㈜동인엔시스</w:t>
+        <w:t>년 업력의 스마트제조 솔루션 기업 ㈜동인엔시스</w:t>
       </w:r>
       <w:r>
         <w:rPr>

--- a/press/2026-10-02_it-partner/보도자료_지능형제어반_IT기업협업.docx
+++ b/press/2026-10-02_it-partner/보도자료_지능형제어반_IT기업협업.docx
@@ -706,14 +706,14 @@
           <w:b w:val="false"/>
           <w:sz w:val="21"/>
         </w:rPr>
-        <w:t>] 35</w:t>
-      </w:r>
-      <w:r>
-        <w:rPr>
-          <w:b w:val="false"/>
-          <w:sz w:val="21"/>
-        </w:rPr>
-        <w:t>년 업력의 스마트제조 솔루션 기업 ㈜동인엔시스</w:t>
+        <w:t>] 1991</w:t>
+      </w:r>
+      <w:r>
+        <w:rPr>
+          <w:b w:val="false"/>
+          <w:sz w:val="21"/>
+        </w:rPr>
+        <w:t>년 출발한 스마트제조 솔루션 기업 ㈜동인엔시스</w:t>
       </w:r>
       <w:r>
         <w:rPr>
